--- a/러시아 인권변호사/8부/8부_1화_권력의_한계.docx
+++ b/러시아 인권변호사/8부/8부_1화_권력의_한계.docx
@@ -36,7 +36,7 @@
           <w:i w:val="0"/>
           <w:sz w:val="22"/>
         </w:rPr>
-        <w:t>알렉세이 “료샤” 오를로프(대통령, 두 번째 임기 첫해) / 이리나 올레고브나 마르첸코(대통령 행정실장) / 아나톨리 빅토로비치 그레벤시코프(정치 참모, “작은 망치”) / 카탸 리시나(대통령 비서실 실무 총괄) / 보리스 이고레비치 라디셰프(국방장관, 위기결정회의 위원, 언급만) / 키릴 안드레예비치 스미르노프·베니아민 올레고비치 스트레시네프·이졸다 티모페예브나 소콜로바·다리야 볼코바·빅토르 페트로비치 비코프(언급만)</w:t>
+        <w:t>알렉세이 “료샤” 오를로프(대통령, 두 번째 임기 첫해) / 이리나 올레고브나 마르첸코(대통령 행정실장) / 아나톨리 빅토로비치 그레벤시코프(정치 참모, “작은 망치”) / 카탸 리시나(대통령 비서실 실무 총괄) / 보리스 이고레비치 라디셰프(국방장관, 위기결정위원회 위원, 언급만) / 키릴 안드레예비치 스미르노프·베니아민 올레고비치 스트레시네프·이졸다 티모페예브나 소콜로바·다리야 볼코바·빅토르 페트로비치 비코프(언급만)</w:t>
       </w:r>
     </w:p>
     <w:p>
@@ -62,7 +62,7 @@
           <w:i w:val="0"/>
           <w:sz w:val="22"/>
         </w:rPr>
-        <w:t>7부 12화에서 발표한 위기결정회의(Совет кризисных решений) 법이 의회를 통과한 직후, 두 번째 임기 첫해의 어느 이른 아침(재선 취임으로부터 약 8개월). 료샤는 대통령 권한 자체를 스스로 줄이는 법안 패키지 「Пределы власти(권력의 한계)」를 꺼내 들고(5부 헌법 개혁 패키지에 명문화된 ‘임기 4년, 연속 2회까지’ 원칙도 여기서 재확인한다), 그레벤시코프의 ‘시행 유예’ 제안을 물리친 뒤, 이리나의 제안대로 독립 기초위원회 설립령에 서명한다. 하루(새벽부터 다음 날 대국민 발표 직전까지)의 이야기.</w:t>
+        <w:t>7부 12화에서 발표한 위기결정위원회(Совет кризисных решений) 법이 의회를 통과한 직후, 두 번째 임기 첫해의 어느 이른 아침(재선 취임으로부터 약 8개월). 료샤는 대통령 권한 자체를 스스로 줄이는 법안 패키지 「Пределы власти(권력의 한계)」를 꺼내 들고(5부 헌법 개혁 패키지에 명문화된 ‘임기 4년, 연속 2회까지’ 원칙도 여기서 재확인한다), 그레벤시코프의 ‘시행 유예’ 제안을 물리친 뒤, 이리나의 제안대로 독립 기초위원회 설립령에 서명한다. 하루(새벽부터 다음 날 대국민 발표 직전까지)의 이야기.</w:t>
       </w:r>
     </w:p>
     <w:p>
@@ -3368,7 +3368,7 @@
           <w:i w:val="0"/>
           <w:sz w:val="22"/>
         </w:rPr>
-        <w:t xml:space="preserve"> — она проходит через каждое человеческое сердце» — 악은 ‘저쪽 사람들’이 아니라 자기 안에도 있다는 인식. 그레벤시코프의 ‘시행 유예(후임자부터 적용)’ 제안을 거부하며 료샤가 작가 이름 없이 떠올리고, 그레벤시코프가 곧바로 “솔제니친”이라고 알아듣는다. 법을 자신에게 즉시 적용하기로 하는 근거 (장면 2).</w:t>
+        <w:t xml:space="preserve"> — она проходит через каждое человеческое сердце» — 한국어 해설: 악은 ‘저쪽 사람들’이 아니라 자기 안에도 있다는 인식. 그레벤시코프의 ‘시행 유예(후임자부터 적용)’ 제안을 거부하며 료샤가 작가 이름 없이 떠올리고, 그레벤시코프가 곧바로 “솔제니친”이라고 알아듣는다. 법을 자신에게 즉시 적용하기로 하는 근거 (장면 2).</w:t>
       </w:r>
     </w:p>
     <w:p>
@@ -3391,7 +3391,7 @@
           <w:i w:val="0"/>
           <w:sz w:val="22"/>
         </w:rPr>
-        <w:t xml:space="preserve"> — 권력이라는 가장 안락한 문 앞에도 ‘작은 망치’를 든 견제자가 필요하다는 주제. 료샤가 앞 구절을 꺼내자 그레벤시코프가 «…и постоянно напоминал бы стуком, что есть несчастные»로 뒤를 이어받으며 스스로 ‘молоточек’ 역할을 받아들인다 (장면 4).</w:t>
+        <w:t xml:space="preserve"> — 한국어 해설: 권력이라는 가장 안락한 문 앞에도 ‘작은 망치’를 든 견제자가 필요하다는 주제. 료샤가 앞 구절을 꺼내자 그레벤시코프가 «…и постоянно напоминал бы стуком, что есть несчастные»로 뒤를 이어받으며 스스로 ‘молоточек’ 역할을 받아들인다 (장면 4).</w:t>
       </w:r>
     </w:p>
     <w:p>

--- a/러시아 인권변호사/8부/8부_1화_권력의_한계.docx
+++ b/러시아 인권변호사/8부/8부_1화_권력의_한계.docx
@@ -507,6 +507,121 @@
           <w:sz w:val="22"/>
         </w:rPr>
         <w:t>Записано. И пусть будет записано ещё раз — в этом законе, отдельной строкой. Чтобы ни у кого, включая меня, не возникло соблазна «уточнить» его, когда срок подойдёт к концу.</w:t>
+      </w:r>
+    </w:p>
+    <w:p>
+      <w:pPr>
+        <w:spacing w:before="0" w:after="110" w:line="300" w:lineRule="auto"/>
+      </w:pPr>
+      <w:r>
+        <w:rPr>
+          <w:rFonts w:ascii="Times New Roman" w:hAnsi="Times New Roman" w:eastAsia="Malgun Gothic"/>
+          <w:b/>
+          <w:i w:val="0"/>
+          <w:sz w:val="22"/>
+        </w:rPr>
+        <w:t xml:space="preserve">Ирина: </w:t>
+      </w:r>
+      <w:r>
+        <w:rPr>
+          <w:rFonts w:ascii="Times New Roman" w:hAnsi="Times New Roman" w:eastAsia="Malgun Gothic"/>
+          <w:b w:val="0"/>
+          <w:i w:val="0"/>
+          <w:sz w:val="22"/>
+        </w:rPr>
+        <w:t>Запишите. Только помните, что записанное защищает лишь до тех пор, пока его читают. В октябре шестьдесят четвёртого Хрущёва снял пленум Центрального комитета — «по состоянию здоровья». Впервые за всю советскую историю первого человека в государстве сменил не некролог, а институт. Ленина и Сталина сменила смерть; его — голосование.</w:t>
+      </w:r>
+    </w:p>
+    <w:p>
+      <w:pPr>
+        <w:spacing w:before="0" w:after="110" w:line="300" w:lineRule="auto"/>
+      </w:pPr>
+      <w:r>
+        <w:rPr>
+          <w:rFonts w:ascii="Times New Roman" w:hAnsi="Times New Roman" w:eastAsia="Malgun Gothic"/>
+          <w:b/>
+          <w:i w:val="0"/>
+          <w:sz w:val="22"/>
+        </w:rPr>
+        <w:t xml:space="preserve">Лёша: </w:t>
+      </w:r>
+      <w:r>
+        <w:rPr>
+          <w:rFonts w:ascii="Times New Roman" w:hAnsi="Times New Roman" w:eastAsia="Malgun Gothic"/>
+          <w:b w:val="0"/>
+          <w:i w:val="0"/>
+          <w:sz w:val="22"/>
+        </w:rPr>
+        <w:t>Вы приводите это как хороший пример?</w:t>
+      </w:r>
+    </w:p>
+    <w:p>
+      <w:pPr>
+        <w:spacing w:before="0" w:after="110" w:line="300" w:lineRule="auto"/>
+      </w:pPr>
+      <w:r>
+        <w:rPr>
+          <w:rFonts w:ascii="Times New Roman" w:hAnsi="Times New Roman" w:eastAsia="Malgun Gothic"/>
+          <w:b/>
+          <w:i w:val="0"/>
+          <w:sz w:val="22"/>
+        </w:rPr>
+        <w:t xml:space="preserve">Ирина: </w:t>
+      </w:r>
+      <w:r>
+        <w:rPr>
+          <w:rFonts w:ascii="Times New Roman" w:hAnsi="Times New Roman" w:eastAsia="Malgun Gothic"/>
+          <w:b w:val="0"/>
+          <w:i w:val="0"/>
+          <w:sz w:val="22"/>
+        </w:rPr>
+        <w:t>Как половину хорошего примера. Снять — сняли. Но не потому, что так было записано, а потому, что изменилось настроение зала. В шестьдесят первом он сам вписал в устав партии норму об обязательном обновлении руководящих органов — в шестьдесят шестом её так же тихо вычеркнули. Предел, который зависит от настроения пленума, — не предел. Это погода.</w:t>
+      </w:r>
+    </w:p>
+    <w:p>
+      <w:pPr>
+        <w:spacing w:before="0" w:after="110" w:line="300" w:lineRule="auto"/>
+      </w:pPr>
+      <w:r>
+        <w:rPr>
+          <w:rFonts w:ascii="Times New Roman" w:hAnsi="Times New Roman" w:eastAsia="Malgun Gothic"/>
+          <w:b/>
+          <w:i w:val="0"/>
+          <w:sz w:val="22"/>
+        </w:rPr>
+        <w:t xml:space="preserve">Лёша: </w:t>
+      </w:r>
+      <w:r>
+        <w:rPr>
+          <w:rFonts w:ascii="Times New Roman" w:hAnsi="Times New Roman" w:eastAsia="Malgun Gothic"/>
+          <w:b w:val="0"/>
+          <w:i w:val="0"/>
+          <w:sz w:val="22"/>
+        </w:rPr>
+        <w:t>Значит, записанное тоже стирают.</w:t>
+      </w:r>
+    </w:p>
+    <w:p>
+      <w:pPr>
+        <w:spacing w:before="0" w:after="110" w:line="300" w:lineRule="auto"/>
+      </w:pPr>
+      <w:r>
+        <w:rPr>
+          <w:rFonts w:ascii="Times New Roman" w:hAnsi="Times New Roman" w:eastAsia="Malgun Gothic"/>
+          <w:b/>
+          <w:i w:val="0"/>
+          <w:sz w:val="22"/>
+        </w:rPr>
+        <w:t xml:space="preserve">Ирина: </w:t>
+      </w:r>
+      <w:r>
+        <w:rPr>
+          <w:rFonts w:ascii="Times New Roman" w:hAnsi="Times New Roman" w:eastAsia="Malgun Gothic"/>
+          <w:b w:val="0"/>
+          <w:i w:val="0"/>
+          <w:sz w:val="22"/>
+        </w:rPr>
+        <w:t>Стирают. Но записанное приходится вычёркивать открыто — съездом, голосованием, под протокол. А настроение вычёркивать не нужно, оно просто меняется. Поэтому пишите, Алексей Николаевич. И пишите так, чтобы вычеркнуть было труднее, чем вписать.</w:t>
       </w:r>
     </w:p>
     <w:p>
